--- a/automation/outputs/chatgpt_pipeline/assignment_2/essays/docs/chatgpt_write_essay.docx
+++ b/automation/outputs/chatgpt_pipeline/assignment_2/essays/docs/chatgpt_write_essay.docx
@@ -4,19 +4,21 @@
   <w:body>
     <w:p>
       <w:r>
-        <w:t>When Professor Catlove opens cat food, classical conditioning is clear: the can’s sound (neutral stimulus) predicts food (unconditioned stimulus), so cats excitedly respond (conditioned response). Operant conditioning may reinforce cats’ meowing if it elicits faster feeding. Social learning occurs as cats observe each other’s anticipation, amplifying behaviors in both cats and professor.</w:t>
+        <w:t>When Professor Catlove opens a can each morning, his cats demonstrate classical conditioning by responding to the sound, associating it with food. Operant conditioning is seen as their purring and rubbing elicit feeding, reinforcing such behaviors. Social learning occurs if cats mimic each other's excitement, enhancing learned food-related cues and behaviors.</w:t>
         <w:br/>
-        <w:t>References:</w:t>
+        <w:t>Citations:</w:t>
         <w:br/>
-        <w:t>Domjan, M. (2015). Principles of Learning and Behavior. Cengage Learning.</w:t>
         <w:br/>
-        <w:t>McSweeney, F. K., &amp; Murphy, E. S. (2014). The Wiley Blackwell Handbook of Operant and Classical Conditioning. Wiley-Blackwell.</w:t>
+        <w:t>Bouton, M. E. (2007). Learning and Behavior: A Contemporary Synthesis. Sinauer Associates.</w:t>
         <w:br/>
-        <w:t>Bandura, A. (1977). Social Learning Theory. Prentice Hall.</w:t>
+        <w:t>Skinner, B. F. (1938). The Behavior of Organisms: An Experimental Analysis. Appleton-Century.</w:t>
         <w:br/>
-        <w:t>Chance, P. (2013). Learning and Behavior: Active Learning Edition. Cengage Learning.</w:t>
+        <w:t>Domjan, M. (2018). The Principles of Learning and Behavior. Cengage Learning.</w:t>
         <w:br/>
-        <w:t>Pearce, J. M., &amp; Bouton, M. E. (2001). Theories of associative learning in animals. Annual Review of Psychology, 52, 111-139.</w:t>
+        <w:t>Bandura, A. (1977). Social Learning Theory. Prentice-Hall.</w:t>
+        <w:br/>
+        <w:t>McKinley, J., &amp; Young, R. J. (2003). The efficacy of classical and operant conditioning in altering domestic cat (Felis catus) behavior. Animal Welfare, 12(2), 143-148.</w:t>
+        <w:br/>
       </w:r>
     </w:p>
     <w:sectPr>
